--- a/resources/igcse-business-0450-paper-2-method-pack/Cambridge-IGCSE-Business-0450-Paper-2-Method-Pack-Community-Edition-EDITABLE.docx
+++ b/resources/igcse-business-0450-paper-2-method-pack/Cambridge-IGCSE-Business-0450-Paper-2-Method-Pack-Community-Edition-EDITABLE.docx
@@ -34,13 +34,9 @@
       </w:r>
     </w:p>
     <w:p>
-      <w:r>
-        <w:br w:type="page"/>
-      </w:r>
-    </w:p>
-    <w:p>
       <w:pPr>
         <w:pStyle w:val="Heading1"/>
+        <w:keepNext/>
       </w:pPr>
       <w:r>
         <w:rPr>
@@ -52,6 +48,7 @@
     <w:p>
       <w:pPr>
         <w:pStyle w:val="Heading2"/>
+        <w:keepNext/>
       </w:pPr>
       <w:r>
         <w:rPr>
@@ -73,6 +70,7 @@
     <w:p>
       <w:pPr>
         <w:pStyle w:val="Heading2"/>
+        <w:keepNext/>
       </w:pPr>
       <w:r>
         <w:rPr>
@@ -94,6 +92,7 @@
     <w:p>
       <w:pPr>
         <w:pStyle w:val="Heading2"/>
+        <w:keepNext/>
       </w:pPr>
       <w:r>
         <w:rPr>
@@ -115,6 +114,7 @@
     <w:p>
       <w:pPr>
         <w:pStyle w:val="Heading2"/>
+        <w:keepNext/>
       </w:pPr>
       <w:r>
         <w:rPr>
@@ -136,6 +136,7 @@
     <w:p>
       <w:pPr>
         <w:pStyle w:val="Heading2"/>
+        <w:keepNext/>
       </w:pPr>
       <w:r>
         <w:rPr>
@@ -157,6 +158,7 @@
     <w:p>
       <w:pPr>
         <w:pStyle w:val="Heading2"/>
+        <w:keepNext/>
       </w:pPr>
       <w:r>
         <w:rPr>
@@ -176,13 +178,9 @@
       </w:r>
     </w:p>
     <w:p>
-      <w:r>
-        <w:br w:type="page"/>
-      </w:r>
-    </w:p>
-    <w:p>
       <w:pPr>
         <w:pStyle w:val="Heading1"/>
+        <w:keepNext/>
       </w:pPr>
       <w:r>
         <w:rPr>
@@ -373,12 +371,13 @@
             <w:tcW w:type="dxa" w:w="6576"/>
           </w:tcPr>
           <w:p>
-            <w:r/>
-            <w:r>
-              <w:rPr>
-                <w:sz w:val="19"/>
-              </w:rPr>
-              <w:t>Six steps, on page 5. Students who use it produce answers that look organised to an examiner even under time pressure, because the organisation is doing the thinking for them.</w:t>
+            <w:r>
+              <w:t>Six steps. Students who use it produce answers that look organised to an examiner even under time pressure, because the organisation is doing the thinking for them.</w:t>
+            </w:r>
+            <w:r>
+              <w:rPr>
+                <w:sz w:val="19"/>
+              </w:rPr>
             </w:r>
           </w:p>
         </w:tc>
@@ -387,6 +386,7 @@
     <w:p>
       <w:pPr>
         <w:pStyle w:val="Heading2"/>
+        <w:keepNext/>
       </w:pPr>
       <w:r>
         <w:rPr>
@@ -548,12 +548,13 @@
             <w:tcW w:type="dxa" w:w="6803"/>
           </w:tcPr>
           <w:p>
-            <w:r/>
-            <w:r>
-              <w:rPr>
-                <w:sz w:val="19"/>
-              </w:rPr>
-              <w:t>Explain, analyse and recommend are three different tasks about the same content. The decoder on page 6 tells you what each one is asking for.</w:t>
+            <w:r>
+              <w:t>Explain, analyse and recommend are three different tasks about the same content. The decoder tells you what each one is asking for.</w:t>
+            </w:r>
+            <w:r>
+              <w:rPr>
+                <w:sz w:val="19"/>
+              </w:rPr>
             </w:r>
           </w:p>
         </w:tc>
@@ -622,6 +623,7 @@
     <w:p>
       <w:pPr>
         <w:pStyle w:val="Heading2"/>
+        <w:keepNext/>
       </w:pPr>
       <w:r>
         <w:rPr>
@@ -1289,6 +1291,7 @@
     <w:p>
       <w:pPr>
         <w:pStyle w:val="Heading2"/>
+        <w:keepNext/>
       </w:pPr>
       <w:r>
         <w:rPr>
@@ -1534,13 +1537,9 @@
       </w:tr>
     </w:tbl>
     <w:p>
-      <w:r>
-        <w:br w:type="page"/>
-      </w:r>
-    </w:p>
-    <w:p>
       <w:pPr>
         <w:pStyle w:val="Heading1"/>
+        <w:keepNext/>
       </w:pPr>
       <w:r>
         <w:rPr>
@@ -1552,6 +1551,7 @@
     <w:p>
       <w:pPr>
         <w:pStyle w:val="Heading2"/>
+        <w:keepNext/>
       </w:pPr>
       <w:r>
         <w:rPr>
@@ -1593,6 +1593,7 @@
     <w:p>
       <w:pPr>
         <w:pStyle w:val="Heading2"/>
+        <w:keepNext/>
       </w:pPr>
       <w:r>
         <w:rPr>
@@ -1796,6 +1797,7 @@
     <w:p>
       <w:pPr>
         <w:pStyle w:val="Heading2"/>
+        <w:keepNext/>
       </w:pPr>
       <w:r>
         <w:rPr>
@@ -1831,7 +1833,7 @@
           <w:i w:val="0"/>
           <w:sz w:val="21"/>
         </w:rPr>
-        <w:t>10 min. The six step method on page 5. Read it, then put it away. It is short enough to memorise and it is meant to be.</w:t>
+        <w:t>10 min. The six step method. Read it, then put it away. It is short enough to memorise and it is meant to be.</w:t>
       </w:r>
     </w:p>
     <w:p>
@@ -1841,7 +1843,7 @@
           <w:i w:val="0"/>
           <w:sz w:val="21"/>
         </w:rPr>
-        <w:t>20 min. Students read the case on pages 9 and 10 and mark it: underline every number, circle every quotation from a person, box every sentence about a change, a plan or a problem.</w:t>
+        <w:t>20 min. Students read the case and mark it: underline every number, circle every quotation from a person, box every sentence about a change, a plan or a problem.</w:t>
       </w:r>
     </w:p>
     <w:p>
@@ -1867,6 +1869,7 @@
     <w:p>
       <w:pPr>
         <w:pStyle w:val="Heading2"/>
+        <w:keepNext/>
       </w:pPr>
       <w:r>
         <w:rPr>
@@ -1882,7 +1885,7 @@
           <w:i w:val="0"/>
           <w:sz w:val="21"/>
         </w:rPr>
-        <w:t>The six step method, page 5.</w:t>
+        <w:t>The six step method.</w:t>
       </w:r>
     </w:p>
     <w:p>
@@ -1892,7 +1895,7 @@
           <w:i w:val="0"/>
           <w:sz w:val="21"/>
         </w:rPr>
-        <w:t>Case study, pages 9 and 10, one per student.</w:t>
+        <w:t>Case study, one per student.</w:t>
       </w:r>
     </w:p>
     <w:p>
@@ -1908,6 +1911,7 @@
     <w:p>
       <w:pPr>
         <w:pStyle w:val="Heading2"/>
+        <w:keepNext/>
       </w:pPr>
       <w:r>
         <w:rPr>
@@ -1929,6 +1933,7 @@
     <w:p>
       <w:pPr>
         <w:pStyle w:val="Heading2"/>
+        <w:keepNext/>
       </w:pPr>
       <w:r>
         <w:rPr>
@@ -2489,6 +2494,7 @@
     <w:p>
       <w:pPr>
         <w:pStyle w:val="Heading3"/>
+        <w:keepNext/>
       </w:pPr>
       <w:r>
         <w:rPr>
@@ -2683,6 +2689,7 @@
     <w:p>
       <w:pPr>
         <w:pStyle w:val="Heading2"/>
+        <w:keepNext/>
       </w:pPr>
       <w:r>
         <w:rPr>
@@ -3082,6 +3089,7 @@
     <w:p>
       <w:pPr>
         <w:pStyle w:val="Heading2"/>
+        <w:keepNext/>
       </w:pPr>
       <w:r>
         <w:rPr>
@@ -3571,13 +3579,9 @@
       </w:tr>
     </w:tbl>
     <w:p>
-      <w:r>
-        <w:br w:type="page"/>
-      </w:r>
-    </w:p>
-    <w:p>
       <w:pPr>
         <w:pStyle w:val="Heading1"/>
+        <w:keepNext/>
       </w:pPr>
       <w:r>
         <w:rPr>
@@ -3589,6 +3593,7 @@
     <w:p>
       <w:pPr>
         <w:pStyle w:val="Heading2"/>
+        <w:keepNext/>
       </w:pPr>
       <w:r>
         <w:rPr>
@@ -3630,6 +3635,7 @@
     <w:p>
       <w:pPr>
         <w:pStyle w:val="Heading2"/>
+        <w:keepNext/>
       </w:pPr>
       <w:r>
         <w:rPr>
@@ -3833,6 +3839,7 @@
     <w:p>
       <w:pPr>
         <w:pStyle w:val="Heading2"/>
+        <w:keepNext/>
       </w:pPr>
       <w:r>
         <w:rPr>
@@ -3858,7 +3865,7 @@
           <w:i w:val="0"/>
           <w:sz w:val="21"/>
         </w:rPr>
-        <w:t>12 min. The four versions of the same point on page 7, from weak to strong with judgement. Read them in order. Ask what changed between each version and the next.</w:t>
+        <w:t>12 min. The four versions of the same point, from weak to strong with judgement. Read them in order. Ask what changed between each version and the next.</w:t>
       </w:r>
     </w:p>
     <w:p>
@@ -3868,7 +3875,7 @@
           <w:i w:val="0"/>
           <w:sz w:val="21"/>
         </w:rPr>
-        <w:t>15 min. Evidence drill, page 15. Six tasks that each ask students to find something in the case and say what it means. Answers on page 16.</w:t>
+        <w:t>15 min. Evidence drill. Six tasks that each ask students to find something in the case and say what it means. Answers.</w:t>
       </w:r>
     </w:p>
     <w:p>
@@ -3878,7 +3885,7 @@
           <w:i w:val="0"/>
           <w:sz w:val="21"/>
         </w:rPr>
-        <w:t>20 min. Question set, page 11. Students answer questions 1 to 4 only. Question 5 is Lesson 3.</w:t>
+        <w:t>20 min. Question set. Students answer questions 1 to 4 only. Question 5 is Lesson 3.</w:t>
       </w:r>
     </w:p>
     <w:p>
@@ -3888,12 +3895,13 @@
           <w:i w:val="0"/>
           <w:sz w:val="21"/>
         </w:rPr>
-        <w:t>8 min. Mark questions 1 to 3 from the answers on page 12, in a different colour.</w:t>
+        <w:t>8 min. Mark questions 1 to 3 from the answers, in a different colour.</w:t>
       </w:r>
     </w:p>
     <w:p>
       <w:pPr>
         <w:pStyle w:val="Heading2"/>
+        <w:keepNext/>
       </w:pPr>
       <w:r>
         <w:rPr>
@@ -3909,7 +3917,7 @@
           <w:i w:val="0"/>
           <w:sz w:val="21"/>
         </w:rPr>
-        <w:t>Case evidence page, page 7.</w:t>
+        <w:t>Case evidence page.</w:t>
       </w:r>
     </w:p>
     <w:p>
@@ -3919,7 +3927,7 @@
           <w:i w:val="0"/>
           <w:sz w:val="21"/>
         </w:rPr>
-        <w:t>Evidence drill, page 15.</w:t>
+        <w:t>Evidence drill.</w:t>
       </w:r>
     </w:p>
     <w:p>
@@ -3929,7 +3937,7 @@
           <w:i w:val="0"/>
           <w:sz w:val="21"/>
         </w:rPr>
-        <w:t>Question set, page 11, one per student.</w:t>
+        <w:t>Question set, one per student.</w:t>
       </w:r>
     </w:p>
     <w:p>
@@ -3939,12 +3947,13 @@
           <w:i w:val="0"/>
           <w:sz w:val="21"/>
         </w:rPr>
-        <w:t>Answers, pages 12 and 13, teacher copy.</w:t>
+        <w:t>Answers, teacher copy.</w:t>
       </w:r>
     </w:p>
     <w:p>
       <w:pPr>
         <w:pStyle w:val="Heading2"/>
+        <w:keepNext/>
       </w:pPr>
       <w:r>
         <w:rPr>
@@ -3966,6 +3975,7 @@
     <w:p>
       <w:pPr>
         <w:pStyle w:val="Heading2"/>
+        <w:keepNext/>
       </w:pPr>
       <w:r>
         <w:rPr>
@@ -4299,13 +4309,9 @@
       </w:tr>
     </w:tbl>
     <w:p>
-      <w:r>
-        <w:br w:type="page"/>
-      </w:r>
-    </w:p>
-    <w:p>
       <w:pPr>
         <w:pStyle w:val="Heading1"/>
+        <w:keepNext/>
       </w:pPr>
       <w:r>
         <w:rPr>
@@ -4317,6 +4323,7 @@
     <w:p>
       <w:pPr>
         <w:pStyle w:val="Heading2"/>
+        <w:keepNext/>
       </w:pPr>
       <w:r>
         <w:rPr>
@@ -4358,6 +4365,7 @@
     <w:p>
       <w:pPr>
         <w:pStyle w:val="Heading2"/>
+        <w:keepNext/>
       </w:pPr>
       <w:r>
         <w:rPr>
@@ -4561,6 +4569,7 @@
     <w:p>
       <w:pPr>
         <w:pStyle w:val="Heading2"/>
+        <w:keepNext/>
       </w:pPr>
       <w:r>
         <w:rPr>
@@ -4586,7 +4595,7 @@
           <w:i w:val="0"/>
           <w:sz w:val="21"/>
         </w:rPr>
-        <w:t>12 min. Three answers to question 5, pages 18 and 19. Students read A and B and annotate what B does that A does not. Take three answers before you confirm anything.</w:t>
+        <w:t>12 min. Three answers to question 5. Students read A and B and annotate what B does that A does not. Take three answers before you confirm anything.</w:t>
       </w:r>
     </w:p>
     <w:p>
@@ -4596,7 +4605,7 @@
           <w:i w:val="0"/>
           <w:sz w:val="21"/>
         </w:rPr>
-        <w:t>8 min. Reveal the annotation on page 20, then show Answer C. C is roughly half the length of B and still reaches the top. Let that land.</w:t>
+        <w:t>8 min. Reveal the annotation, then show Answer C. C is roughly half the length of B and still reaches the top. Let that land.</w:t>
       </w:r>
     </w:p>
     <w:p>
@@ -4616,7 +4625,7 @@
           <w:i w:val="0"/>
           <w:sz w:val="21"/>
         </w:rPr>
-        <w:t>10 min. Peer read against the four checks on page 23. Not against opinion, and not against length.</w:t>
+        <w:t>10 min. Peer read against the four checks. Not against opinion, and not against length.</w:t>
       </w:r>
     </w:p>
     <w:p>
@@ -4632,6 +4641,7 @@
     <w:p>
       <w:pPr>
         <w:pStyle w:val="Heading2"/>
+        <w:keepNext/>
       </w:pPr>
       <w:r>
         <w:rPr>
@@ -4647,7 +4657,7 @@
           <w:i w:val="0"/>
           <w:sz w:val="21"/>
         </w:rPr>
-        <w:t>Model answers, pages 18 and 19.</w:t>
+        <w:t>Model answers.</w:t>
       </w:r>
     </w:p>
     <w:p>
@@ -4657,7 +4667,7 @@
           <w:i w:val="0"/>
           <w:sz w:val="21"/>
         </w:rPr>
-        <w:t>Annotation, page 20.</w:t>
+        <w:t>Annotation.</w:t>
       </w:r>
     </w:p>
     <w:p>
@@ -4667,7 +4677,7 @@
           <w:i w:val="0"/>
           <w:sz w:val="21"/>
         </w:rPr>
-        <w:t>Question set, page 11.</w:t>
+        <w:t>Question set.</w:t>
       </w:r>
     </w:p>
     <w:p>
@@ -4677,12 +4687,13 @@
           <w:i w:val="0"/>
           <w:sz w:val="21"/>
         </w:rPr>
-        <w:t>Peer marking grid, page 23.</w:t>
+        <w:t>Peer marking grid.</w:t>
       </w:r>
     </w:p>
     <w:p>
       <w:pPr>
         <w:pStyle w:val="Heading2"/>
+        <w:keepNext/>
       </w:pPr>
       <w:r>
         <w:rPr>
@@ -4704,6 +4715,7 @@
     <w:p>
       <w:pPr>
         <w:pStyle w:val="Heading2"/>
+        <w:keepNext/>
       </w:pPr>
       <w:r>
         <w:rPr>
@@ -4725,6 +4737,7 @@
     <w:p>
       <w:pPr>
         <w:pStyle w:val="Heading3"/>
+        <w:keepNext/>
       </w:pPr>
       <w:r>
         <w:rPr>
@@ -4746,6 +4759,7 @@
     <w:p>
       <w:pPr>
         <w:pStyle w:val="Heading3"/>
+        <w:keepNext/>
       </w:pPr>
       <w:r>
         <w:rPr>
@@ -4797,6 +4811,7 @@
     <w:p>
       <w:pPr>
         <w:pStyle w:val="Heading3"/>
+        <w:keepNext/>
       </w:pPr>
       <w:r>
         <w:rPr>
@@ -4818,6 +4833,7 @@
     <w:p>
       <w:pPr>
         <w:pStyle w:val="Heading3"/>
+        <w:keepNext/>
       </w:pPr>
       <w:r>
         <w:rPr>
@@ -4869,6 +4885,7 @@
     <w:p>
       <w:pPr>
         <w:pStyle w:val="Heading3"/>
+        <w:keepNext/>
       </w:pPr>
       <w:r>
         <w:rPr>
@@ -4898,13 +4915,9 @@
       </w:r>
     </w:p>
     <w:p>
-      <w:r>
-        <w:br w:type="page"/>
-      </w:r>
-    </w:p>
-    <w:p>
       <w:pPr>
         <w:pStyle w:val="Heading1"/>
+        <w:keepNext/>
       </w:pPr>
       <w:r>
         <w:rPr>
@@ -4916,6 +4929,7 @@
     <w:p>
       <w:pPr>
         <w:pStyle w:val="Heading2"/>
+        <w:keepNext/>
       </w:pPr>
       <w:r>
         <w:rPr>
@@ -4957,6 +4971,7 @@
     <w:p>
       <w:pPr>
         <w:pStyle w:val="Heading2"/>
+        <w:keepNext/>
       </w:pPr>
       <w:r>
         <w:rPr>
@@ -5160,6 +5175,7 @@
     <w:p>
       <w:pPr>
         <w:pStyle w:val="Heading2"/>
+        <w:keepNext/>
       </w:pPr>
       <w:r>
         <w:rPr>
@@ -5185,7 +5201,7 @@
           <w:i w:val="0"/>
           <w:sz w:val="21"/>
         </w:rPr>
-        <w:t>5 min. Hand out the second case, page 22. Two minutes to read the question first, then read the case.</w:t>
+        <w:t>5 min. Hand out the second case. Two minutes to read the question first, then read the case.</w:t>
       </w:r>
     </w:p>
     <w:p>
@@ -5195,7 +5211,7 @@
           <w:i w:val="0"/>
           <w:sz w:val="21"/>
         </w:rPr>
-        <w:t>25 min. Timed answer to the question on page 23. Silence. Do not help.</w:t>
+        <w:t>25 min. Timed answer to the question. Silence. Do not help.</w:t>
       </w:r>
     </w:p>
     <w:p>
@@ -5231,6 +5247,7 @@
     <w:p>
       <w:pPr>
         <w:pStyle w:val="Heading2"/>
+        <w:keepNext/>
       </w:pPr>
       <w:r>
         <w:rPr>
@@ -5246,7 +5263,7 @@
           <w:i w:val="0"/>
           <w:sz w:val="21"/>
         </w:rPr>
-        <w:t>Second case, page 22.</w:t>
+        <w:t>Second case.</w:t>
       </w:r>
     </w:p>
     <w:p>
@@ -5256,7 +5273,7 @@
           <w:i w:val="0"/>
           <w:sz w:val="21"/>
         </w:rPr>
-        <w:t>Question and peer marking grid, page 23.</w:t>
+        <w:t>Question and peer marking grid.</w:t>
       </w:r>
     </w:p>
     <w:p>
@@ -5266,12 +5283,13 @@
           <w:i w:val="0"/>
           <w:sz w:val="21"/>
         </w:rPr>
-        <w:t>Answer guidance, page 24, teacher copy.</w:t>
+        <w:t>Answer guidance, teacher copy.</w:t>
       </w:r>
     </w:p>
     <w:p>
       <w:pPr>
         <w:pStyle w:val="Heading2"/>
+        <w:keepNext/>
       </w:pPr>
       <w:r>
         <w:rPr>
@@ -5293,6 +5311,7 @@
     <w:p>
       <w:pPr>
         <w:pStyle w:val="Heading2"/>
+        <w:keepNext/>
       </w:pPr>
       <w:r>
         <w:rPr>
@@ -5324,6 +5343,7 @@
     <w:p>
       <w:pPr>
         <w:pStyle w:val="Heading3"/>
+        <w:keepNext/>
       </w:pPr>
       <w:r>
         <w:rPr>
@@ -5339,12 +5359,13 @@
           <w:i w:val="0"/>
           <w:sz w:val="21"/>
         </w:rPr>
-        <w:t>Do you think Marika Transport should buy six more trucks? Justify your answer.  (12 marks)</w:t>
+        <w:t>Do you think Marika Transport should buy six more trucks? Justify your answer. (12 marks)</w:t>
       </w:r>
     </w:p>
     <w:p>
       <w:pPr>
         <w:pStyle w:val="Heading3"/>
+        <w:keepNext/>
       </w:pPr>
       <w:r>
         <w:rPr>
@@ -5588,6 +5609,7 @@
     <w:p>
       <w:pPr>
         <w:pStyle w:val="Heading3"/>
+        <w:keepNext/>
       </w:pPr>
       <w:r>
         <w:rPr>
@@ -5647,13 +5669,9 @@
       </w:r>
     </w:p>
     <w:p>
-      <w:r>
-        <w:br w:type="page"/>
-      </w:r>
-    </w:p>
-    <w:p>
       <w:pPr>
         <w:pStyle w:val="Heading1"/>
+        <w:keepNext/>
       </w:pPr>
       <w:r>
         <w:rPr>
@@ -6385,6 +6403,7 @@
     <w:p>
       <w:pPr>
         <w:pStyle w:val="Heading2"/>
+        <w:keepNext/>
       </w:pPr>
       <w:r>
         <w:rPr>
@@ -6894,13 +6913,9 @@
       </w:tr>
     </w:tbl>
     <w:p>
-      <w:r>
-        <w:br w:type="page"/>
-      </w:r>
-    </w:p>
-    <w:p>
       <w:pPr>
         <w:pStyle w:val="Heading1"/>
+        <w:keepNext/>
       </w:pPr>
       <w:r>
         <w:rPr>
@@ -7134,12 +7149,13 @@
             <w:tcW w:type="dxa" w:w="3969"/>
           </w:tcPr>
           <w:p>
-            <w:r/>
-            <w:r>
-              <w:rPr>
-                <w:sz w:val="19"/>
-              </w:rPr>
-              <w:t>Use the decoder on page 6. Three different tasks, three different shapes of answer.</w:t>
+            <w:r>
+              <w:t>Use the decoder. Three different tasks, three different shapes of answer.</w:t>
+            </w:r>
+            <w:r>
+              <w:rPr>
+                <w:sz w:val="19"/>
+              </w:rPr>
             </w:r>
           </w:p>
         </w:tc>
@@ -7500,6 +7516,7 @@
     <w:p>
       <w:pPr>
         <w:pStyle w:val="Heading2"/>
+        <w:keepNext/>
       </w:pPr>
       <w:r>
         <w:rPr>
@@ -7863,13 +7880,9 @@
       </w:tr>
     </w:tbl>
     <w:p>
-      <w:r>
-        <w:br w:type="page"/>
-      </w:r>
-    </w:p>
-    <w:p>
       <w:pPr>
         <w:pStyle w:val="Heading1"/>
+        <w:keepNext/>
       </w:pPr>
       <w:r>
         <w:rPr>
@@ -8182,8 +8195,8 @@
       </w:r>
     </w:p>
     <w:sectPr>
-      <w:pgSz w:w="12240" w:h="15840"/>
-      <w:pgMar w:top="1020" w:right="1077" w:bottom="1020" w:left="1077" w:header="720" w:footer="720" w:gutter="0"/>
+      <w:pgSz w:w="11906" w:h="16838"/>
+      <w:pgMar w:top="1520" w:right="900" w:bottom="1100" w:left="900" w:header="720" w:footer="720" w:gutter="0"/>
       <w:cols w:space="720"/>
       <w:docGrid w:linePitch="360"/>
     </w:sectPr>

--- a/resources/igcse-business-0450-paper-2-method-pack/Cambridge-IGCSE-Business-0450-Paper-2-Method-Pack-Community-Edition-EDITABLE.docx
+++ b/resources/igcse-business-0450-paper-2-method-pack/Cambridge-IGCSE-Business-0450-Paper-2-Method-Pack-Community-Edition-EDITABLE.docx
@@ -30,24 +30,12 @@
           <w:i w:val="0"/>
           <w:sz w:val="21"/>
         </w:rPr>
-        <w:t>This is the editable version. Both case studies, every question and every answer are ordinary Word text. Change a name, localise a case to your own region and currency, cut a task, or rewrite a question to match the tariffs on your current past papers. A PowerPoint version of the four lessons is in the same download.</w:t>
+        <w:t>The editable Word version is included in this download. Both case studies, every question and every answer are ordinary Word text. Change a name, localise a case to your own region and currency, cut a task, or rewrite a question to match the tariffs on your current past papers. A PowerPoint version of the four lessons is in the same download.</w:t>
       </w:r>
     </w:p>
     <w:p>
       <w:pPr>
         <w:pStyle w:val="Heading1"/>
-        <w:keepNext/>
-      </w:pPr>
-      <w:r>
-        <w:rPr>
-          <w:color w:val="111111"/>
-        </w:rPr>
-        <w:t>What this pack is</w:t>
-      </w:r>
-    </w:p>
-    <w:p>
-      <w:pPr>
-        <w:pStyle w:val="Heading2"/>
         <w:keepNext/>
       </w:pPr>
       <w:r>
@@ -8143,7 +8131,7 @@
           <w:i w:val="0"/>
           <w:sz w:val="21"/>
         </w:rPr>
-        <w:t>This is the editable version. Change anything you like. It is your classroom.</w:t>
+        <w:t>The editable Word version is included in this download. Change anything you like. It is your classroom.</w:t>
       </w:r>
     </w:p>
     <w:p>
